--- a/thesis/Chapter4 - Manage Alert and Notification Use Case (Sequence and Activity Diagrams).docx
+++ b/thesis/Chapter4 - Manage Alert and Notification Use Case (Sequence and Activity Diagrams).docx
@@ -126,7 +126,7 @@
           <w:b w:val="0"/>
           <w:sz w:val="24"/>
         </w:rPr>
-        <w:t>This document presents the detailed design of the fifth use case of the PSM Assessment System, namely Manage Alert and Notification. The use case has two independent flows. The first is system driven: a scheduled command sends deadline reminders to students as a deadline approaches. The second is user driven: every user has a notification centre where alerts are read, dismissed and configured. It is specified in Table 4.5, then expressed as a sequence diagram in Figure 4.9 and two activity diagrams in Figures 4.10 and 4.11.</w:t>
+        <w:t>This document presents the detailed design of the sixth use case of the PSM Assessment System, namely Manage Alert and Notification. The use case has two independent flows. The first is system driven: a scheduled command sends deadline reminders to students as a deadline approaches. The second is user driven: every user has a notification centre where alerts are read, dismissed and configured. It is specified in Table 4.6, then expressed as a sequence diagram in Figure 4.13 and two activity diagrams in Figures 4.10 and 4.11.</w:t>
       </w:r>
     </w:p>
     <w:p>
@@ -167,7 +167,7 @@
           <w:b w:val="0"/>
           <w:sz w:val="24"/>
         </w:rPr>
-        <w:t>The system recognises eighteen notification types, grouped into milestones, reminders, grading, registration, accounts and recognition. Each type carries its own default channels. Three types are marked urgent and cannot be switched off, because missing a deadline is not a preference. Table 4.5 summarises the use case.</w:t>
+        <w:t>The system recognises eighteen notification types, grouped into milestones, reminders, grading, registration, accounts and recognition. Each type carries its own default channels. Three types are marked urgent and cannot be switched off, because missing a deadline is not a preference. Table 4.6 summarises the use case.</w:t>
       </w:r>
     </w:p>
     <w:p>
@@ -181,7 +181,7 @@
           <w:b/>
           <w:sz w:val="24"/>
         </w:rPr>
-        <w:t>Table 4.5: Use Case Specification for Manage Alert and Notification</w:t>
+        <w:t>Table 4.6: Use Case Specification for Manage Alert and Notification</w:t>
       </w:r>
     </w:p>
     <w:tbl>
@@ -664,7 +664,7 @@
           <w:b w:val="0"/>
           <w:sz w:val="24"/>
         </w:rPr>
-        <w:t>The sequence diagram in Figure 4.9 shows the reminder dispatch path, which is the more involved of the two flows. Six lifelines take part: the scheduler, the reminder command, the notification dispatcher, the notification and mail transport, the user model, and the reminder ledger.</w:t>
+        <w:t>The sequence diagram in Figure 4.13 shows the reminder dispatch path, which is the more involved of the two flows. Six lifelines take part: the scheduler, the reminder command, the notification dispatcher, the notification and mail transport, the user model with its preferences, and the reminder ledger. It is divided into the scheduled run and the reader.</w:t>
       </w:r>
     </w:p>
     <w:p>
@@ -675,7 +675,7 @@
       <w:r>
         <w:drawing>
           <wp:inline xmlns:a="http://schemas.openxmlformats.org/drawingml/2006/main" xmlns:pic="http://schemas.openxmlformats.org/drawingml/2006/picture">
-            <wp:extent cx="4536000" cy="8002800"/>
+            <wp:extent cx="5903999" cy="3595114"/>
             <wp:docPr id="1" name="Picture 1"/>
             <wp:cNvGraphicFramePr>
               <a:graphicFrameLocks noChangeAspect="1"/>
@@ -696,7 +696,7 @@
                   <pic:spPr>
                     <a:xfrm>
                       <a:off x="0" y="0"/>
-                      <a:ext cx="4536000" cy="8002800"/>
+                      <a:ext cx="5903999" cy="3595114"/>
                     </a:xfrm>
                     <a:prstGeom prst="rect"/>
                   </pic:spPr>
@@ -718,7 +718,7 @@
           <w:b/>
           <w:sz w:val="24"/>
         </w:rPr>
-        <w:t>Figure 4.9: Sequence Diagram for Manage Alert and Notification</w:t>
+        <w:t>Figure 4.13: Sequence Diagram for Manage Alert and Notification</w:t>
       </w:r>
     </w:p>
     <w:p>
@@ -732,7 +732,7 @@
           <w:b w:val="0"/>
           <w:sz w:val="24"/>
         </w:rPr>
-        <w:t>Messages 1 to 6 select the work: the command reads the waves, finds the milestones due in that many days, and loads the students and their supervisors. Messages 7 and 8 confirm there is something due and build the payload, which carries the milestone title, the project code, the due date, a link and an urgent flag that is set on the final wave.</w:t>
+        <w:t>Messages 2 and 3 select the work: the command asks for the milestones due in seven, three or one days and gets back the milestones and the students on them. Message 9 calls the dispatcher once per recipient, and messages 5 and 6 are the de-duplication check against the ledger. If the wave has already gone to this person, nothing is sent and the run moves on. Otherwise message 7 writes the in-app record and the mail, and message 8 records the dispatch, so a retried run finds it and skips it too.</w:t>
       </w:r>
     </w:p>
     <w:p>
@@ -746,7 +746,7 @@
           <w:b w:val="0"/>
           <w:sz w:val="24"/>
         </w:rPr>
-        <w:t>Message 9 calls the dispatcher once per student, and messages 10 and 11 are the de-duplication check against the ledger. If this wave was already sent, message 12 skips the recipient and nothing else happens. Otherwise messages 13 to 16 confirm the user is active and has not opted out, and resolve the channels for the type. Message 17 sends, which writes the in-app row and the mail in message 18. Message 20 then records the dispatch in the ledger, so a retried run will find it in message 10 and skip. Message 23 repeats the process for supervisors, but only on the final wave, so that supervisors stay informed without being reminded at every stage.</w:t>
+        <w:t>Message 11 is the reader's side of the same use case: opening the notification centre, dismissing an item, or changing which types arrive at all, and message 12 returns the unread count and the latest five.</w:t>
       </w:r>
     </w:p>
     <w:p>
@@ -787,7 +787,7 @@
           <w:b w:val="0"/>
           <w:sz w:val="24"/>
         </w:rPr>
-        <w:t>The use case has two independent flows, so it is drawn as two activity diagrams. Figure 4.10 is the scheduled reminder run, which is driven by the system, and Figure 4.11 is the notification centre, which is driven by the user. They are kept separate because they are triggered by different actors and never call each other.</w:t>
+        <w:t>The use case has two independent halves, so they are drawn side by side in Figure 4.12 within their own frames. The left frame is the scheduled reminder run, which the system drives; the right frame is the notification centre, which the user drives. They are kept separate because they are triggered by different actors at different times and neither leads to the other.</w:t>
       </w:r>
     </w:p>
     <w:p>
@@ -798,7 +798,7 @@
       <w:r>
         <w:drawing>
           <wp:inline xmlns:a="http://schemas.openxmlformats.org/drawingml/2006/main" xmlns:pic="http://schemas.openxmlformats.org/drawingml/2006/picture">
-            <wp:extent cx="3600000" cy="7373494"/>
+            <wp:extent cx="5903999" cy="4002290"/>
             <wp:docPr id="2" name="Picture 2"/>
             <wp:cNvGraphicFramePr>
               <a:graphicFrameLocks noChangeAspect="1"/>
@@ -807,7 +807,7 @@
               <a:graphicData uri="http://schemas.openxmlformats.org/drawingml/2006/picture">
                 <pic:pic>
                   <pic:nvPicPr>
-                    <pic:cNvPr id="0" name="activity_notification_reminders.png"/>
+                    <pic:cNvPr id="0" name="activity_notification.png"/>
                     <pic:cNvPicPr/>
                   </pic:nvPicPr>
                   <pic:blipFill>
@@ -819,7 +819,7 @@
                   <pic:spPr>
                     <a:xfrm>
                       <a:off x="0" y="0"/>
-                      <a:ext cx="3600000" cy="7373494"/>
+                      <a:ext cx="5903999" cy="4002290"/>
                     </a:xfrm>
                     <a:prstGeom prst="rect"/>
                   </pic:spPr>
@@ -841,61 +841,7 @@
           <w:b/>
           <w:sz w:val="24"/>
         </w:rPr>
-        <w:t>Figure 4.10: Activity Diagram - Scheduled Reminders</w:t>
-      </w:r>
-    </w:p>
-    <w:p>
-      <w:pPr>
-        <w:spacing w:before="120" w:after="40"/>
-        <w:jc w:val="center"/>
-      </w:pPr>
-      <w:r>
-        <w:drawing>
-          <wp:inline xmlns:a="http://schemas.openxmlformats.org/drawingml/2006/main" xmlns:pic="http://schemas.openxmlformats.org/drawingml/2006/picture">
-            <wp:extent cx="5112000" cy="4138286"/>
-            <wp:docPr id="3" name="Picture 3"/>
-            <wp:cNvGraphicFramePr>
-              <a:graphicFrameLocks noChangeAspect="1"/>
-            </wp:cNvGraphicFramePr>
-            <a:graphic>
-              <a:graphicData uri="http://schemas.openxmlformats.org/drawingml/2006/picture">
-                <pic:pic>
-                  <pic:nvPicPr>
-                    <pic:cNvPr id="0" name="activity_notification_centre.png"/>
-                    <pic:cNvPicPr/>
-                  </pic:nvPicPr>
-                  <pic:blipFill>
-                    <a:blip r:embed="rId12"/>
-                    <a:stretch>
-                      <a:fillRect/>
-                    </a:stretch>
-                  </pic:blipFill>
-                  <pic:spPr>
-                    <a:xfrm>
-                      <a:off x="0" y="0"/>
-                      <a:ext cx="5112000" cy="4138286"/>
-                    </a:xfrm>
-                    <a:prstGeom prst="rect"/>
-                  </pic:spPr>
-                </pic:pic>
-              </a:graphicData>
-            </a:graphic>
-          </wp:inline>
-        </w:drawing>
-      </w:r>
-    </w:p>
-    <w:p>
-      <w:pPr>
-        <w:spacing w:line="360" w:lineRule="auto" w:before="0" w:after="200"/>
-        <w:jc w:val="center"/>
-      </w:pPr>
-      <w:r>
-        <w:rPr>
-          <w:rFonts w:ascii="Times New Roman" w:hAnsi="Times New Roman" w:eastAsia="Times New Roman"/>
-          <w:b/>
-          <w:sz w:val="24"/>
-        </w:rPr>
-        <w:t>Figure 4.11: Activity Diagram - Notification Centre</w:t>
+        <w:t>Figure 4.12: Activity Diagram for Manage Alert and Notification</w:t>
       </w:r>
     </w:p>
     <w:p>
@@ -909,7 +855,7 @@
           <w:b w:val="0"/>
           <w:sz w:val="24"/>
         </w:rPr>
-        <w:t>In Figure 4.10 the command iterates over the reminder waves. The first decision is whether any milestone is due in that wave, which is alternative flow A1: when nothing is due the flow skips straight to the next wave. The digest decision corresponds to A6. The already-sent decision is A2, and a recipient who has already received the wave skips the send and rejoins the flow at the end, which is what keeps the command safe to retry. The final decision checks that the user is active and has not opted out, covering A3 and A4.</w:t>
+        <w:t>In the reminder frame the command finds what is due, checks each user is active, has not opted out and has not already been sent this wave, then sends and records the dispatch. Both refusals lead to the same place, the next wave, which is what keeps the command safe to retry: nothing is sent twice and nothing is re-sent after a failure.</w:t>
       </w:r>
     </w:p>
     <w:p>
@@ -923,7 +869,7 @@
           <w:b w:val="0"/>
           <w:sz w:val="24"/>
         </w:rPr>
-        <w:t>In Figure 4.11 the user opens the notification centre, the system returns the unread count and the latest five, and the user chooses between reading or dismissing a notification and changing their preferences. The preference branch is where A7 applies: an attempt to switch off an urgent type is ignored, so the toggle for those three types has no effect.</w:t>
+        <w:t>In the centre frame the user opens the notification centre and either deals with a notification, which refreshes the unread badge, or changes which types they receive. An attempt to switch off an urgent type has no effect, so the three types the faculty treats as mandatory always arrive.</w:t>
       </w:r>
     </w:p>
     <w:p>
@@ -964,7 +910,7 @@
           <w:b w:val="0"/>
           <w:sz w:val="24"/>
         </w:rPr>
-        <w:t>This document has specified the Manage Alert and Notification use case and presented its sequence diagram and its two activity diagrams. The specification defines the actors, a fourteen step main flow, eight alternative flows and the post-conditions for a reminder wave. The sequence diagram shows the reminder dispatch including the de-duplication ledger, and the activity diagrams show the scheduled run and the notification centre as two parallel flows.</w:t>
+        <w:t>This document has specified the Manage Alert and Notification use case and presented its sequence diagram and its activity diagram. The specification defines the actors, a fourteen step main flow, eight alternative flows and the post-conditions for a reminder wave. The sequence diagram shows the reminder dispatch including the de-duplication ledger, and the activity diagram shows the scheduled run and the notification centre side by side as two independent flows.</w:t>
       </w:r>
     </w:p>
     <w:sectPr>
